--- a/klagomål/A 21213-2025 FSC-klagomål.docx
+++ b/klagomål/A 21213-2025 FSC-klagomål.docx
@@ -1061,7 +1061,7 @@
     <w:r>
       <w:tab/>
       <w:tab/>
-      <w:t>2025-08-06</w:t>
+      <w:t>2025-08-09</w:t>
       <w:br/>
       <w:br/>
     </w:r>

--- a/klagomål/A 21213-2025 FSC-klagomål.docx
+++ b/klagomål/A 21213-2025 FSC-klagomål.docx
@@ -168,7 +168,7 @@
     </w:p>
     <w:p>
       <w:r>
-        <w:t>Detta dokument behandlar höga naturvärden i avverkningsanmälan A 21213-2025 i Ragunda kommun. Denna avverkningsanmälan inkom 2025-05-02 och omfattar 3,1 ha.</w:t>
+        <w:t>Detta dokument behandlar höga naturvärden i avverkningsanmälan A 21213-2025 i Ragunda kommun. Denna avverkningsanmälan inkom 2025-05-02 11:45:47 och omfattar 3,1 ha.</w:t>
       </w:r>
     </w:p>
     <w:p>

--- a/klagomål/A 21213-2025 FSC-klagomål.docx
+++ b/klagomål/A 21213-2025 FSC-klagomål.docx
@@ -1061,7 +1061,7 @@
     <w:r>
       <w:tab/>
       <w:tab/>
-      <w:t>2025-08-09</w:t>
+      <w:t>2025-08-10</w:t>
       <w:br/>
       <w:br/>
     </w:r>

--- a/klagomål/A 21213-2025 FSC-klagomål.docx
+++ b/klagomål/A 21213-2025 FSC-klagomål.docx
@@ -1061,7 +1061,7 @@
     <w:r>
       <w:tab/>
       <w:tab/>
-      <w:t>2025-08-10</w:t>
+      <w:t>2025-08-11</w:t>
       <w:br/>
       <w:br/>
     </w:r>

--- a/klagomål/A 21213-2025 FSC-klagomål.docx
+++ b/klagomål/A 21213-2025 FSC-klagomål.docx
@@ -191,7 +191,7 @@
     </w:p>
     <w:p>
       <w:r>
-        <w:t>I avverkningsanmälan har följande 5 naturvårdsarter hittats: garnlav (NT), lunglav (NT), tretåig hackspett (NT, §4), stuplav (S) och fläcknycklar (§8). Av dessa är 3 rödlistade. För rödlistade arter har rödlistekategorin angivits inom parentes. Arter som är signalarter enligt Skogsstyrelsen har markerats med (S). För fridlysta arter anges även paragrafen i Artskyddsförordningen som arten är fridlyst enligt.</w:t>
+        <w:t>I avverkningsanmälan har följande 12 naturvårdsarter hittats: rynkskinn (VU), garnlav (NT), lunglav (NT), skogsfru (NT, §8), tretåig hackspett (NT, §4), ullticka (NT), grönpyrola (S), luddlav (S), stuplav (S), trådticka (S), tjäder (§4) och fläcknycklar (§8). Av dessa är 6 rödlistade. För rödlistade arter har rödlistekategorin angivits inom parentes. Arter som är signalarter enligt Skogsstyrelsen har markerats med (S). För fridlysta arter anges även paragrafen i Artskyddsförordningen som arten är fridlyst enligt.</w:t>
       </w:r>
     </w:p>
     <w:p>
@@ -262,6 +262,17 @@
         <w:rPr>
           <w:b/>
         </w:rPr>
+        <w:t xml:space="preserve">Grönpyrola </w:t>
+      </w:r>
+      <w:r>
+        <w:t>växer främst på sandig, torr eller frisk mark i äldre barrskog, ofta på isälvsmaterial såsom sand och grus. Den påträffas främst i äldre naturligt uppkomna barrskogar, exempelvis på tallmoar, i åssluttningar, dyner och rasbranter. Arten är känslig för skogsbruksmetoder såsom slutavverkning och markberedning (Nitare &amp; Skogsstyrelsen, 2019).</w:t>
+      </w:r>
+    </w:p>
+    <w:p>
+      <w:r>
+        <w:rPr>
+          <w:b/>
+        </w:rPr>
         <w:t>Lunglav (NT)</w:t>
       </w:r>
       <w:r>
@@ -291,6 +302,17 @@
         <w:rPr>
           <w:b/>
         </w:rPr>
+        <w:t>Rynkskinn (VU)</w:t>
+      </w:r>
+      <w:r>
+        <w:t>, rödlistad som sårbar, är en vednedbrytare som växer på grova granlågor och ingår i en karaktäristisk association av vedsvampar knutna till urskogsartade barrskogar. Den har klassificerats som en “urskogsindikator” och är placerad i toppen av Skogsstyrelsens värdepyramid för bedömning av skog med höga naturvärden. Allt tyder på att rynkskinn är mycket känslig för skogliga ingrepp (Nitare &amp; Skogsstyrelsen, 2019; SLU Artdatabanken, 2024).</w:t>
+      </w:r>
+    </w:p>
+    <w:p>
+      <w:r>
+        <w:rPr>
+          <w:b/>
+        </w:rPr>
         <w:t>Stuplav</w:t>
       </w:r>
       <w:r>
@@ -304,6 +326,35 @@
       </w:r>
       <w:r>
         <w:t xml:space="preserve"> (EN), som växer på stuplav (SLU Artdatabanken, 2024; Nitare &amp; Skogsstyrelsen, 2019).</w:t>
+      </w:r>
+    </w:p>
+    <w:p>
+      <w:r>
+        <w:rPr>
+          <w:b/>
+        </w:rPr>
+        <w:t>Ullticka (NT)</w:t>
+      </w:r>
+      <w:r>
+        <w:t xml:space="preserve"> är knuten till restbestånd av barrnaturskog och förekommer med ett tydligt optimum i orörda eller måttligt påverkade gamla granskogar där det föreligger viss kontinuitet av grov död ved. Ullticka är en bra signalart inom hela sitt utbredningsområde och i södra Sverige är den sällsynt och en god signalart för skyddsvärda granskogsmiljöer. Den hotas av avverkning och fragmentering av naturskog och äldre granskog med lång trädkontinuitet. På ullticka kan ibland ulltickeporing (VU) påträffas - det är en sällsynt ticka som nyligen delats upp i tre olika arter: </w:t>
+      </w:r>
+      <w:r>
+        <w:rPr>
+          <w:i/>
+        </w:rPr>
+        <w:t xml:space="preserve">Skeletocutis brevispora </w:t>
+      </w:r>
+      <w:r>
+        <w:t>(ulltickeporing)</w:t>
+      </w:r>
+      <w:r>
+        <w:rPr>
+          <w:i/>
+        </w:rPr>
+        <w:t>, Skeletocutis delicata och Skeletocutis exilis</w:t>
+      </w:r>
+      <w:r>
+        <w:t>. De två sistnämnda arterna står för närvarande (2020) som ej bedömda i rödlistan (SLU Artdatabanken, 2024; Nitare &amp; Skogsstyrelsen, 2019; Miettinen &amp; Niemelä, 2018).</w:t>
       </w:r>
     </w:p>
     <w:p>
@@ -316,7 +367,7 @@
     </w:p>
     <w:p>
       <w:r>
-        <w:t>Följande fridlysta arter har sina livsmiljöer och växtplatser i den avverkningsanmälda skogen: tretåig hackspett (NT, §4) och fläcknycklar (§8).</w:t>
+        <w:t>Följande fridlysta arter har sina livsmiljöer och växtplatser i den avverkningsanmälda skogen: skogsfru (NT, §8), tretåig hackspett (NT, §4), tjäder (§4) och fläcknycklar (§8).</w:t>
       </w:r>
     </w:p>
     <w:p>
@@ -331,6 +382,17 @@
       </w:r>
       <w:r>
         <w:t>(artikel 1). Vidare att de åtgärder som vidtas inte får leda till en försämring av den nuvarande situationen beträffande bevarandet av de fågelarter som avses i artikel 1 (artikel 13). Fågeldirektivet är styrande för tillsynsansvariga myndigheters ärendehantering, ställningstaganden och beslutsfattande.</w:t>
+      </w:r>
+    </w:p>
+    <w:p>
+      <w:r>
+        <w:rPr>
+          <w:b/>
+        </w:rPr>
+        <w:t>Skogsfru (NT, §8)</w:t>
+      </w:r>
+      <w:r>
+        <w:t xml:space="preserve"> växer i fuktig, skuggig skog med rörligt markvatten och god förnaproduktion. Den är placerad högst upp i Skogsstyrelsens värdepyramid för bedömning av skog med höga naturvärden och fridlyst enligt 8 § artskyddsförordningen. Slutavverkning utan hänsyn, markberedning och skyddsdikning utgör de allvarligaste hoten mot arten (SLU Artdatabanken, 2024).</w:t>
       </w:r>
     </w:p>
     <w:p>
@@ -455,7 +517,7 @@
         <w:rPr>
           <w:i/>
         </w:rPr>
-        <w:t>I det avverkningsanmälda skogsområdet har 5 naturvårdsarter varav 3 rödlistade arter sina livsmiljöer och växtplatser.</w:t>
+        <w:t>I det avverkningsanmälda skogsområdet har 12 naturvårdsarter varav 6 rödlistade arter sina livsmiljöer och växtplatser.</w:t>
       </w:r>
     </w:p>
     <w:p>
@@ -768,6 +830,46 @@
       </w:r>
       <w:r>
         <w:t>https://www.slu.se/artdatabanken/arter-och-natur/artiklar/over-20-nya-lavparasiter-for-sverige/</w:t>
+      </w:r>
+    </w:p>
+    <w:p>
+      <w:pPr>
+        <w:pStyle w:val="Heading1"/>
+      </w:pPr>
+      <w:r>
+        <w:t>Tjäder – ekologi samt krav på livsmiljön</w:t>
+      </w:r>
+    </w:p>
+    <w:p>
+      <w:r>
+        <w:t>Tjäder (§4) är en utpräglad skogsfågel knuten till större sammanhängande barrskogsområden. Tupparna och hönorna utnyttjar till viss del olika miljöer, och habitatvalet varierar dessutom mellan olika delar av året. För att det ska finnas livskraftiga tjäderbestånd krävs funktionella skogslandskap med en blandning av uppvuxen, gles och luckig skog, täta sumpskogar, myrar och andra små våtmarker (Skogsstyrelsen, 2019).</w:t>
+      </w:r>
+    </w:p>
+    <w:p>
+      <w:r>
+        <w:t>Arten försvinner när skogen fragmenteras och den sammanlagda arealen hyggen och andra öppna områden blir för stor. Ett småskaligt och försiktigt virkesuttag genom hyggesfria metoder kan i vissa fall vara möjligt i området inom 200 m från lekcentrum. Längre ut från lekcentrum, inom 200–500 m bör den avverkade ytan inte överskrida 1 hektar för att undvika alltför stora och snabba förändringar (Skogsstyrelsen, 2019).</w:t>
+      </w:r>
+    </w:p>
+    <w:p>
+      <w:pPr>
+        <w:pStyle w:val="Heading2"/>
+      </w:pPr>
+      <w:r>
+        <w:t>Referenser – tjäder</w:t>
+      </w:r>
+    </w:p>
+    <w:p>
+      <w:r>
+        <w:t xml:space="preserve">Skogsstyrelsen, 2019. </w:t>
+      </w:r>
+      <w:r>
+        <w:rPr>
+          <w:i/>
+        </w:rPr>
+        <w:t xml:space="preserve">Vägledning för hänsyn till fåglar – tjäder. </w:t>
+      </w:r>
+      <w:r>
+        <w:t>https://www.skogsstyrelsen.se/globalassets/lag-och-tillsyn/artskydd/vagledningar-for-hansyn-till-faglar/tjader-vagledning-hansyn2.pdf</w:t>
       </w:r>
     </w:p>
     <w:p>
@@ -1061,7 +1163,7 @@
     <w:r>
       <w:tab/>
       <w:tab/>
-      <w:t>2025-08-11</w:t>
+      <w:t>2025-08-12</w:t>
       <w:br/>
       <w:br/>
     </w:r>

--- a/klagomål/A 21213-2025 FSC-klagomål.docx
+++ b/klagomål/A 21213-2025 FSC-klagomål.docx
@@ -1163,7 +1163,7 @@
     <w:r>
       <w:tab/>
       <w:tab/>
-      <w:t>2025-08-12</w:t>
+      <w:t>2025-08-13</w:t>
       <w:br/>
       <w:br/>
     </w:r>

--- a/klagomål/A 21213-2025 FSC-klagomål.docx
+++ b/klagomål/A 21213-2025 FSC-klagomål.docx
@@ -1163,7 +1163,7 @@
     <w:r>
       <w:tab/>
       <w:tab/>
-      <w:t>2025-08-13</w:t>
+      <w:t>2025-08-14</w:t>
       <w:br/>
       <w:br/>
     </w:r>

--- a/klagomål/A 21213-2025 FSC-klagomål.docx
+++ b/klagomål/A 21213-2025 FSC-klagomål.docx
@@ -1163,7 +1163,7 @@
     <w:r>
       <w:tab/>
       <w:tab/>
-      <w:t>2025-08-14</w:t>
+      <w:t>2025-08-15</w:t>
       <w:br/>
       <w:br/>
     </w:r>

--- a/klagomål/A 21213-2025 FSC-klagomål.docx
+++ b/klagomål/A 21213-2025 FSC-klagomål.docx
@@ -1163,7 +1163,7 @@
     <w:r>
       <w:tab/>
       <w:tab/>
-      <w:t>2025-08-15</w:t>
+      <w:t>2025-08-16</w:t>
       <w:br/>
       <w:br/>
     </w:r>

--- a/klagomål/A 21213-2025 FSC-klagomål.docx
+++ b/klagomål/A 21213-2025 FSC-klagomål.docx
@@ -1163,7 +1163,7 @@
     <w:r>
       <w:tab/>
       <w:tab/>
-      <w:t>2025-08-16</w:t>
+      <w:t>2025-08-17</w:t>
       <w:br/>
       <w:br/>
     </w:r>

--- a/klagomål/A 21213-2025 FSC-klagomål.docx
+++ b/klagomål/A 21213-2025 FSC-klagomål.docx
@@ -1163,7 +1163,7 @@
     <w:r>
       <w:tab/>
       <w:tab/>
-      <w:t>2025-08-17</w:t>
+      <w:t>2025-08-18</w:t>
       <w:br/>
       <w:br/>
     </w:r>

--- a/klagomål/A 21213-2025 FSC-klagomål.docx
+++ b/klagomål/A 21213-2025 FSC-klagomål.docx
@@ -1163,7 +1163,7 @@
     <w:r>
       <w:tab/>
       <w:tab/>
-      <w:t>2025-08-18</w:t>
+      <w:t>2025-08-19</w:t>
       <w:br/>
       <w:br/>
     </w:r>

--- a/klagomål/A 21213-2025 FSC-klagomål.docx
+++ b/klagomål/A 21213-2025 FSC-klagomål.docx
@@ -1163,7 +1163,7 @@
     <w:r>
       <w:tab/>
       <w:tab/>
-      <w:t>2025-08-19</w:t>
+      <w:t>2025-08-20</w:t>
       <w:br/>
       <w:br/>
     </w:r>

--- a/klagomål/A 21213-2025 FSC-klagomål.docx
+++ b/klagomål/A 21213-2025 FSC-klagomål.docx
@@ -1163,7 +1163,7 @@
     <w:r>
       <w:tab/>
       <w:tab/>
-      <w:t>2025-08-20</w:t>
+      <w:t>2025-08-21</w:t>
       <w:br/>
       <w:br/>
     </w:r>

--- a/klagomål/A 21213-2025 FSC-klagomål.docx
+++ b/klagomål/A 21213-2025 FSC-klagomål.docx
@@ -1163,7 +1163,7 @@
     <w:r>
       <w:tab/>
       <w:tab/>
-      <w:t>2025-08-21</w:t>
+      <w:t>2025-08-22</w:t>
       <w:br/>
       <w:br/>
     </w:r>

--- a/klagomål/A 21213-2025 FSC-klagomål.docx
+++ b/klagomål/A 21213-2025 FSC-klagomål.docx
@@ -1163,7 +1163,7 @@
     <w:r>
       <w:tab/>
       <w:tab/>
-      <w:t>2025-08-22</w:t>
+      <w:t>2025-08-23</w:t>
       <w:br/>
       <w:br/>
     </w:r>

--- a/klagomål/A 21213-2025 FSC-klagomål.docx
+++ b/klagomål/A 21213-2025 FSC-klagomål.docx
@@ -1163,7 +1163,7 @@
     <w:r>
       <w:tab/>
       <w:tab/>
-      <w:t>2025-08-23</w:t>
+      <w:t>2025-08-24</w:t>
       <w:br/>
       <w:br/>
     </w:r>

--- a/klagomål/A 21213-2025 FSC-klagomål.docx
+++ b/klagomål/A 21213-2025 FSC-klagomål.docx
@@ -1163,7 +1163,7 @@
     <w:r>
       <w:tab/>
       <w:tab/>
-      <w:t>2025-08-24</w:t>
+      <w:t>2025-08-25</w:t>
       <w:br/>
       <w:br/>
     </w:r>

--- a/klagomål/A 21213-2025 FSC-klagomål.docx
+++ b/klagomål/A 21213-2025 FSC-klagomål.docx
@@ -1163,7 +1163,7 @@
     <w:r>
       <w:tab/>
       <w:tab/>
-      <w:t>2025-08-25</w:t>
+      <w:t>2025-08-26</w:t>
       <w:br/>
       <w:br/>
     </w:r>

--- a/klagomål/A 21213-2025 FSC-klagomål.docx
+++ b/klagomål/A 21213-2025 FSC-klagomål.docx
@@ -1163,7 +1163,7 @@
     <w:r>
       <w:tab/>
       <w:tab/>
-      <w:t>2025-08-26</w:t>
+      <w:t>2025-08-30</w:t>
       <w:br/>
       <w:br/>
     </w:r>

--- a/klagomål/A 21213-2025 FSC-klagomål.docx
+++ b/klagomål/A 21213-2025 FSC-klagomål.docx
@@ -1163,7 +1163,7 @@
     <w:r>
       <w:tab/>
       <w:tab/>
-      <w:t>2025-08-30</w:t>
+      <w:t>2025-08-31</w:t>
       <w:br/>
       <w:br/>
     </w:r>

--- a/klagomål/A 21213-2025 FSC-klagomål.docx
+++ b/klagomål/A 21213-2025 FSC-klagomål.docx
@@ -1163,7 +1163,7 @@
     <w:r>
       <w:tab/>
       <w:tab/>
-      <w:t>2025-08-31</w:t>
+      <w:t>2025-09-01</w:t>
       <w:br/>
       <w:br/>
     </w:r>

--- a/klagomål/A 21213-2025 FSC-klagomål.docx
+++ b/klagomål/A 21213-2025 FSC-klagomål.docx
@@ -1163,7 +1163,7 @@
     <w:r>
       <w:tab/>
       <w:tab/>
-      <w:t>2025-09-01</w:t>
+      <w:t>2025-09-04</w:t>
       <w:br/>
       <w:br/>
     </w:r>

--- a/klagomål/A 21213-2025 FSC-klagomål.docx
+++ b/klagomål/A 21213-2025 FSC-klagomål.docx
@@ -1163,7 +1163,7 @@
     <w:r>
       <w:tab/>
       <w:tab/>
-      <w:t>2025-09-04</w:t>
+      <w:t>2025-09-05</w:t>
       <w:br/>
       <w:br/>
     </w:r>

--- a/klagomål/A 21213-2025 FSC-klagomål.docx
+++ b/klagomål/A 21213-2025 FSC-klagomål.docx
@@ -1163,7 +1163,7 @@
     <w:r>
       <w:tab/>
       <w:tab/>
-      <w:t>2025-09-05</w:t>
+      <w:t>2025-09-07</w:t>
       <w:br/>
       <w:br/>
     </w:r>

--- a/klagomål/A 21213-2025 FSC-klagomål.docx
+++ b/klagomål/A 21213-2025 FSC-klagomål.docx
@@ -1163,7 +1163,7 @@
     <w:r>
       <w:tab/>
       <w:tab/>
-      <w:t>2025-09-07</w:t>
+      <w:t>2025-09-08</w:t>
       <w:br/>
       <w:br/>
     </w:r>

--- a/klagomål/A 21213-2025 FSC-klagomål.docx
+++ b/klagomål/A 21213-2025 FSC-klagomål.docx
@@ -1163,7 +1163,7 @@
     <w:r>
       <w:tab/>
       <w:tab/>
-      <w:t>2025-09-08</w:t>
+      <w:t>2025-09-10</w:t>
       <w:br/>
       <w:br/>
     </w:r>

--- a/klagomål/A 21213-2025 FSC-klagomål.docx
+++ b/klagomål/A 21213-2025 FSC-klagomål.docx
@@ -1163,7 +1163,7 @@
     <w:r>
       <w:tab/>
       <w:tab/>
-      <w:t>2025-09-10</w:t>
+      <w:t>2025-09-11</w:t>
       <w:br/>
       <w:br/>
     </w:r>

--- a/klagomål/A 21213-2025 FSC-klagomål.docx
+++ b/klagomål/A 21213-2025 FSC-klagomål.docx
@@ -1163,7 +1163,7 @@
     <w:r>
       <w:tab/>
       <w:tab/>
-      <w:t>2025-09-11</w:t>
+      <w:t>2025-09-12</w:t>
       <w:br/>
       <w:br/>
     </w:r>

--- a/klagomål/A 21213-2025 FSC-klagomål.docx
+++ b/klagomål/A 21213-2025 FSC-klagomål.docx
@@ -1163,7 +1163,7 @@
     <w:r>
       <w:tab/>
       <w:tab/>
-      <w:t>2025-09-12</w:t>
+      <w:t>2025-09-13</w:t>
       <w:br/>
       <w:br/>
     </w:r>

--- a/klagomål/A 21213-2025 FSC-klagomål.docx
+++ b/klagomål/A 21213-2025 FSC-klagomål.docx
@@ -1163,7 +1163,7 @@
     <w:r>
       <w:tab/>
       <w:tab/>
-      <w:t>2025-09-13</w:t>
+      <w:t>2025-09-14</w:t>
       <w:br/>
       <w:br/>
     </w:r>

--- a/klagomål/A 21213-2025 FSC-klagomål.docx
+++ b/klagomål/A 21213-2025 FSC-klagomål.docx
@@ -1163,7 +1163,7 @@
     <w:r>
       <w:tab/>
       <w:tab/>
-      <w:t>2025-09-14</w:t>
+      <w:t>2025-09-15</w:t>
       <w:br/>
       <w:br/>
     </w:r>

--- a/klagomål/A 21213-2025 FSC-klagomål.docx
+++ b/klagomål/A 21213-2025 FSC-klagomål.docx
@@ -1163,7 +1163,7 @@
     <w:r>
       <w:tab/>
       <w:tab/>
-      <w:t>2025-09-15</w:t>
+      <w:t>2025-09-16</w:t>
       <w:br/>
       <w:br/>
     </w:r>

--- a/klagomål/A 21213-2025 FSC-klagomål.docx
+++ b/klagomål/A 21213-2025 FSC-klagomål.docx
@@ -1163,7 +1163,7 @@
     <w:r>
       <w:tab/>
       <w:tab/>
-      <w:t>2025-09-16</w:t>
+      <w:t>2025-09-17</w:t>
       <w:br/>
       <w:br/>
     </w:r>

--- a/klagomål/A 21213-2025 FSC-klagomål.docx
+++ b/klagomål/A 21213-2025 FSC-klagomål.docx
@@ -1163,7 +1163,7 @@
     <w:r>
       <w:tab/>
       <w:tab/>
-      <w:t>2025-09-17</w:t>
+      <w:t>2025-09-18</w:t>
       <w:br/>
       <w:br/>
     </w:r>

--- a/klagomål/A 21213-2025 FSC-klagomål.docx
+++ b/klagomål/A 21213-2025 FSC-klagomål.docx
@@ -1163,7 +1163,7 @@
     <w:r>
       <w:tab/>
       <w:tab/>
-      <w:t>2025-09-18</w:t>
+      <w:t>2025-09-22</w:t>
       <w:br/>
       <w:br/>
     </w:r>

--- a/klagomål/A 21213-2025 FSC-klagomål.docx
+++ b/klagomål/A 21213-2025 FSC-klagomål.docx
@@ -1163,7 +1163,7 @@
     <w:r>
       <w:tab/>
       <w:tab/>
-      <w:t>2025-09-22</w:t>
+      <w:t>2025-09-23</w:t>
       <w:br/>
       <w:br/>
     </w:r>

--- a/klagomål/A 21213-2025 FSC-klagomål.docx
+++ b/klagomål/A 21213-2025 FSC-klagomål.docx
@@ -1163,7 +1163,7 @@
     <w:r>
       <w:tab/>
       <w:tab/>
-      <w:t>2025-09-23</w:t>
+      <w:t>2025-09-24</w:t>
       <w:br/>
       <w:br/>
     </w:r>

--- a/klagomål/A 21213-2025 FSC-klagomål.docx
+++ b/klagomål/A 21213-2025 FSC-klagomål.docx
@@ -1163,7 +1163,7 @@
     <w:r>
       <w:tab/>
       <w:tab/>
-      <w:t>2025-09-24</w:t>
+      <w:t>2025-09-25</w:t>
       <w:br/>
       <w:br/>
     </w:r>

--- a/klagomål/A 21213-2025 FSC-klagomål.docx
+++ b/klagomål/A 21213-2025 FSC-klagomål.docx
@@ -1163,7 +1163,7 @@
     <w:r>
       <w:tab/>
       <w:tab/>
-      <w:t>2025-09-25</w:t>
+      <w:t>2025-09-26</w:t>
       <w:br/>
       <w:br/>
     </w:r>

--- a/klagomål/A 21213-2025 FSC-klagomål.docx
+++ b/klagomål/A 21213-2025 FSC-klagomål.docx
@@ -1163,7 +1163,7 @@
     <w:r>
       <w:tab/>
       <w:tab/>
-      <w:t>2025-09-26</w:t>
+      <w:t>2025-09-27</w:t>
       <w:br/>
       <w:br/>
     </w:r>

--- a/klagomål/A 21213-2025 FSC-klagomål.docx
+++ b/klagomål/A 21213-2025 FSC-klagomål.docx
@@ -1163,7 +1163,7 @@
     <w:r>
       <w:tab/>
       <w:tab/>
-      <w:t>2025-09-27</w:t>
+      <w:t>2025-09-28</w:t>
       <w:br/>
       <w:br/>
     </w:r>

--- a/klagomål/A 21213-2025 FSC-klagomål.docx
+++ b/klagomål/A 21213-2025 FSC-klagomål.docx
@@ -1163,7 +1163,7 @@
     <w:r>
       <w:tab/>
       <w:tab/>
-      <w:t>2025-09-28</w:t>
+      <w:t>2025-09-29</w:t>
       <w:br/>
       <w:br/>
     </w:r>

--- a/klagomål/A 21213-2025 FSC-klagomål.docx
+++ b/klagomål/A 21213-2025 FSC-klagomål.docx
@@ -1163,7 +1163,7 @@
     <w:r>
       <w:tab/>
       <w:tab/>
-      <w:t>2025-09-29</w:t>
+      <w:t>2025-09-30</w:t>
       <w:br/>
       <w:br/>
     </w:r>

--- a/klagomål/A 21213-2025 FSC-klagomål.docx
+++ b/klagomål/A 21213-2025 FSC-klagomål.docx
@@ -1163,7 +1163,7 @@
     <w:r>
       <w:tab/>
       <w:tab/>
-      <w:t>2025-09-30</w:t>
+      <w:t>2025-10-01</w:t>
       <w:br/>
       <w:br/>
     </w:r>

--- a/klagomål/A 21213-2025 FSC-klagomål.docx
+++ b/klagomål/A 21213-2025 FSC-klagomål.docx
@@ -1163,7 +1163,7 @@
     <w:r>
       <w:tab/>
       <w:tab/>
-      <w:t>2025-10-01</w:t>
+      <w:t>2025-10-02</w:t>
       <w:br/>
       <w:br/>
     </w:r>

--- a/klagomål/A 21213-2025 FSC-klagomål.docx
+++ b/klagomål/A 21213-2025 FSC-klagomål.docx
@@ -1163,7 +1163,7 @@
     <w:r>
       <w:tab/>
       <w:tab/>
-      <w:t>2025-10-02</w:t>
+      <w:t>2025-10-03</w:t>
       <w:br/>
       <w:br/>
     </w:r>

--- a/klagomål/A 21213-2025 FSC-klagomål.docx
+++ b/klagomål/A 21213-2025 FSC-klagomål.docx
@@ -1163,7 +1163,7 @@
     <w:r>
       <w:tab/>
       <w:tab/>
-      <w:t>2025-10-03</w:t>
+      <w:t>2025-10-04</w:t>
       <w:br/>
       <w:br/>
     </w:r>

--- a/klagomål/A 21213-2025 FSC-klagomål.docx
+++ b/klagomål/A 21213-2025 FSC-klagomål.docx
@@ -1163,7 +1163,7 @@
     <w:r>
       <w:tab/>
       <w:tab/>
-      <w:t>2025-10-04</w:t>
+      <w:t>2025-10-05</w:t>
       <w:br/>
       <w:br/>
     </w:r>

--- a/klagomål/A 21213-2025 FSC-klagomål.docx
+++ b/klagomål/A 21213-2025 FSC-klagomål.docx
@@ -1163,7 +1163,7 @@
     <w:r>
       <w:tab/>
       <w:tab/>
-      <w:t>2025-10-05</w:t>
+      <w:t>2025-10-06</w:t>
       <w:br/>
       <w:br/>
     </w:r>

--- a/klagomål/A 21213-2025 FSC-klagomål.docx
+++ b/klagomål/A 21213-2025 FSC-klagomål.docx
@@ -1163,7 +1163,7 @@
     <w:r>
       <w:tab/>
       <w:tab/>
-      <w:t>2025-10-06</w:t>
+      <w:t>2025-10-07</w:t>
       <w:br/>
       <w:br/>
     </w:r>

--- a/klagomål/A 21213-2025 FSC-klagomål.docx
+++ b/klagomål/A 21213-2025 FSC-klagomål.docx
@@ -1163,7 +1163,7 @@
     <w:r>
       <w:tab/>
       <w:tab/>
-      <w:t>2025-10-07</w:t>
+      <w:t>2025-10-08</w:t>
       <w:br/>
       <w:br/>
     </w:r>

--- a/klagomål/A 21213-2025 FSC-klagomål.docx
+++ b/klagomål/A 21213-2025 FSC-klagomål.docx
@@ -1163,7 +1163,7 @@
     <w:r>
       <w:tab/>
       <w:tab/>
-      <w:t>2025-10-08</w:t>
+      <w:t>2025-10-09</w:t>
       <w:br/>
       <w:br/>
     </w:r>

--- a/klagomål/A 21213-2025 FSC-klagomål.docx
+++ b/klagomål/A 21213-2025 FSC-klagomål.docx
@@ -1163,7 +1163,7 @@
     <w:r>
       <w:tab/>
       <w:tab/>
-      <w:t>2025-10-09</w:t>
+      <w:t>2025-10-10</w:t>
       <w:br/>
       <w:br/>
     </w:r>

--- a/klagomål/A 21213-2025 FSC-klagomål.docx
+++ b/klagomål/A 21213-2025 FSC-klagomål.docx
@@ -1163,7 +1163,7 @@
     <w:r>
       <w:tab/>
       <w:tab/>
-      <w:t>2025-10-10</w:t>
+      <w:t>2025-10-11</w:t>
       <w:br/>
       <w:br/>
     </w:r>

--- a/klagomål/A 21213-2025 FSC-klagomål.docx
+++ b/klagomål/A 21213-2025 FSC-klagomål.docx
@@ -1163,7 +1163,7 @@
     <w:r>
       <w:tab/>
       <w:tab/>
-      <w:t>2025-10-16</w:t>
+      <w:t>2025-10-17</w:t>
       <w:br/>
       <w:br/>
     </w:r>

--- a/klagomål/A 21213-2025 FSC-klagomål.docx
+++ b/klagomål/A 21213-2025 FSC-klagomål.docx
@@ -1163,7 +1163,7 @@
     <w:r>
       <w:tab/>
       <w:tab/>
-      <w:t>2025-10-17</w:t>
+      <w:t>2025-10-18</w:t>
       <w:br/>
       <w:br/>
     </w:r>

--- a/klagomål/A 21213-2025 FSC-klagomål.docx
+++ b/klagomål/A 21213-2025 FSC-klagomål.docx
@@ -1163,7 +1163,7 @@
     <w:r>
       <w:tab/>
       <w:tab/>
-      <w:t>2025-10-18</w:t>
+      <w:t>2025-10-19</w:t>
       <w:br/>
       <w:br/>
     </w:r>

--- a/klagomål/A 21213-2025 FSC-klagomål.docx
+++ b/klagomål/A 21213-2025 FSC-klagomål.docx
@@ -1163,7 +1163,7 @@
     <w:r>
       <w:tab/>
       <w:tab/>
-      <w:t>2025-10-19</w:t>
+      <w:t>2025-10-20</w:t>
       <w:br/>
       <w:br/>
     </w:r>

--- a/klagomål/A 21213-2025 FSC-klagomål.docx
+++ b/klagomål/A 21213-2025 FSC-klagomål.docx
@@ -1163,7 +1163,7 @@
     <w:r>
       <w:tab/>
       <w:tab/>
-      <w:t>2025-10-20</w:t>
+      <w:t>2025-10-21</w:t>
       <w:br/>
       <w:br/>
     </w:r>

--- a/klagomål/A 21213-2025 FSC-klagomål.docx
+++ b/klagomål/A 21213-2025 FSC-klagomål.docx
@@ -400,6 +400,17 @@
         <w:rPr>
           <w:b/>
         </w:rPr>
+        <w:t>Tjäder (§4)</w:t>
+      </w:r>
+      <w:r>
+        <w:t xml:space="preserve"> är en utpräglad skogsfågel knuten till större sammanhängande barrskogsområden. Tupparna och hönorna utnyttjar till viss del olika miljöer, och habitatvalet varierar dessutom mellan olika delar av året. För att det ska finnas livskraftiga tjäderbestånd krävs funktionella skogslandskap med en blandning av uppvuxen, gles och luckig skog, täta sumpskogar, myrar och andra små våtmarker. Arten försvinner när skogen fragmenteras och den sammanlagda arealen hyggen och andra öppna områden blir för stor. Ett småskaligt och försiktigt virkesuttag genom hyggesfria metoder kan i vissa fall vara möjligt i området inom 200 m från lekcentrum. Längre ut från lekcentrum, inom 200–500 m bör den avverkade ytan inte överskrida 1 hektar för att undvika alltför stora och snabba förändringar (Skogsstyrelsen, 2019).</w:t>
+      </w:r>
+    </w:p>
+    <w:p>
+      <w:r>
+        <w:rPr>
+          <w:b/>
+        </w:rPr>
         <w:t>Tretåig hackspett (NT, §4)</w:t>
       </w:r>
       <w:r>
@@ -1163,7 +1174,7 @@
     <w:r>
       <w:tab/>
       <w:tab/>
-      <w:t>2025-10-21</w:t>
+      <w:t>2025-10-22</w:t>
       <w:br/>
       <w:br/>
     </w:r>

--- a/klagomål/A 21213-2025 FSC-klagomål.docx
+++ b/klagomål/A 21213-2025 FSC-klagomål.docx
@@ -1174,7 +1174,7 @@
     <w:r>
       <w:tab/>
       <w:tab/>
-      <w:t>2025-10-22</w:t>
+      <w:t>2025-10-23</w:t>
       <w:br/>
       <w:br/>
     </w:r>

--- a/klagomål/A 21213-2025 FSC-klagomål.docx
+++ b/klagomål/A 21213-2025 FSC-klagomål.docx
@@ -1174,7 +1174,7 @@
     <w:r>
       <w:tab/>
       <w:tab/>
-      <w:t>2025-10-23</w:t>
+      <w:t>2025-10-24</w:t>
       <w:br/>
       <w:br/>
     </w:r>

--- a/klagomål/A 21213-2025 FSC-klagomål.docx
+++ b/klagomål/A 21213-2025 FSC-klagomål.docx
@@ -1174,7 +1174,7 @@
     <w:r>
       <w:tab/>
       <w:tab/>
-      <w:t>2025-10-24</w:t>
+      <w:t>2025-10-25</w:t>
       <w:br/>
       <w:br/>
     </w:r>

--- a/klagomål/A 21213-2025 FSC-klagomål.docx
+++ b/klagomål/A 21213-2025 FSC-klagomål.docx
@@ -1174,7 +1174,7 @@
     <w:r>
       <w:tab/>
       <w:tab/>
-      <w:t>2025-10-25</w:t>
+      <w:t>2025-10-26</w:t>
       <w:br/>
       <w:br/>
     </w:r>

--- a/klagomål/A 21213-2025 FSC-klagomål.docx
+++ b/klagomål/A 21213-2025 FSC-klagomål.docx
@@ -1174,7 +1174,7 @@
     <w:r>
       <w:tab/>
       <w:tab/>
-      <w:t>2025-10-26</w:t>
+      <w:t>2025-10-27</w:t>
       <w:br/>
       <w:br/>
     </w:r>

--- a/klagomål/A 21213-2025 FSC-klagomål.docx
+++ b/klagomål/A 21213-2025 FSC-klagomål.docx
@@ -1174,7 +1174,7 @@
     <w:r>
       <w:tab/>
       <w:tab/>
-      <w:t>2025-10-27</w:t>
+      <w:t>2025-10-28</w:t>
       <w:br/>
       <w:br/>
     </w:r>

--- a/klagomål/A 21213-2025 FSC-klagomål.docx
+++ b/klagomål/A 21213-2025 FSC-klagomål.docx
@@ -1174,7 +1174,7 @@
     <w:r>
       <w:tab/>
       <w:tab/>
-      <w:t>2025-10-28</w:t>
+      <w:t>2025-10-29</w:t>
       <w:br/>
       <w:br/>
     </w:r>

--- a/klagomål/A 21213-2025 FSC-klagomål.docx
+++ b/klagomål/A 21213-2025 FSC-klagomål.docx
@@ -1174,7 +1174,7 @@
     <w:r>
       <w:tab/>
       <w:tab/>
-      <w:t>2025-10-29</w:t>
+      <w:t>2025-10-30</w:t>
       <w:br/>
       <w:br/>
     </w:r>

--- a/klagomål/A 21213-2025 FSC-klagomål.docx
+++ b/klagomål/A 21213-2025 FSC-klagomål.docx
@@ -1174,7 +1174,7 @@
     <w:r>
       <w:tab/>
       <w:tab/>
-      <w:t>2025-10-30</w:t>
+      <w:t>2025-10-31</w:t>
       <w:br/>
       <w:br/>
     </w:r>

--- a/klagomål/A 21213-2025 FSC-klagomål.docx
+++ b/klagomål/A 21213-2025 FSC-klagomål.docx
@@ -191,7 +191,7 @@
     </w:p>
     <w:p>
       <w:r>
-        <w:t>I avverkningsanmälan har följande 12 naturvårdsarter hittats: rynkskinn (VU), garnlav (NT), lunglav (NT), skogsfru (NT, §8), tretåig hackspett (NT, §4), ullticka (NT), grönpyrola (S), luddlav (S), stuplav (S), trådticka (S), tjäder (§4) och fläcknycklar (§8). Av dessa är 6 rödlistade. För rödlistade arter har rödlistekategorin angivits inom parentes. Arter som är signalarter enligt Skogsstyrelsen har markerats med (S). För fridlysta arter anges även paragrafen i Artskyddsförordningen som arten är fridlyst enligt.</w:t>
+        <w:t>I avverkningsanmälan har följande 13 naturvårdsarter hittats: rynkskinn (VU), garnlav (NT), lunglav (NT), skogsfru (NT, §8), spillkråka (NT, §4), tretåig hackspett (NT, §4), ullticka (NT), grönpyrola (S), luddlav (S), stuplav (S), trådticka (S), tjäder (§4) och fläcknycklar (§8). Av dessa är 7 rödlistade. För rödlistade arter har rödlistekategorin angivits inom parentes. Arter som är signalarter enligt Skogsstyrelsen har markerats med (S). För fridlysta arter anges även paragrafen i Artskyddsförordningen som arten är fridlyst enligt.</w:t>
       </w:r>
     </w:p>
     <w:p>
@@ -367,7 +367,7 @@
     </w:p>
     <w:p>
       <w:r>
-        <w:t>Följande fridlysta arter har sina livsmiljöer och växtplatser i den avverkningsanmälda skogen: skogsfru (NT, §8), tretåig hackspett (NT, §4), tjäder (§4) och fläcknycklar (§8).</w:t>
+        <w:t>Följande fridlysta arter har sina livsmiljöer och växtplatser i den avverkningsanmälda skogen: skogsfru (NT, §8), spillkråka (NT, §4), tretåig hackspett (NT, §4), tjäder (§4) och fläcknycklar (§8).</w:t>
       </w:r>
     </w:p>
     <w:p>
@@ -393,6 +393,17 @@
       </w:r>
       <w:r>
         <w:t xml:space="preserve"> växer i fuktig, skuggig skog med rörligt markvatten och god förnaproduktion. Den är placerad högst upp i Skogsstyrelsens värdepyramid för bedömning av skog med höga naturvärden och fridlyst enligt 8 § artskyddsförordningen. Slutavverkning utan hänsyn, markberedning och skyddsdikning utgör de allvarligaste hoten mot arten (SLU Artdatabanken, 2024).</w:t>
+      </w:r>
+    </w:p>
+    <w:p>
+      <w:r>
+        <w:rPr>
+          <w:b/>
+        </w:rPr>
+        <w:t>Spillkråka (NT, §4)</w:t>
+      </w:r>
+      <w:r>
+        <w:t xml:space="preserve"> är rödlistad som nära hotad och ingår i bilaga 1 i EU:s fågeldirektiv. Den minskar i population på grund av minskad tillgång på lämpliga bo- och födoträd och minskad födotillgång. Spillkråkans minskningstakt har uppgått till 19 (24–10) % under de senaste 15 åren. Minskningstakten för den svenska populationen bedöms vara nära gränsvärdet för Sårbar (VU) (A2bc). Skogsbruk med korta omloppstider och täta, homogena ungskogar utgör det största hotet, (SLU Artdatabanken, 2023).</w:t>
       </w:r>
     </w:p>
     <w:p>
@@ -528,7 +539,7 @@
         <w:rPr>
           <w:i/>
         </w:rPr>
-        <w:t>I det avverkningsanmälda skogsområdet har 12 naturvårdsarter varav 6 rödlistade arter sina livsmiljöer och växtplatser.</w:t>
+        <w:t>I det avverkningsanmälda skogsområdet har 13 naturvårdsarter varav 7 rödlistade arter sina livsmiljöer och växtplatser.</w:t>
       </w:r>
     </w:p>
     <w:p>
@@ -841,6 +852,46 @@
       </w:r>
       <w:r>
         <w:t>https://www.slu.se/artdatabanken/arter-och-natur/artiklar/over-20-nya-lavparasiter-for-sverige/</w:t>
+      </w:r>
+    </w:p>
+    <w:p>
+      <w:pPr>
+        <w:pStyle w:val="Heading1"/>
+      </w:pPr>
+      <w:r>
+        <w:t>Spillkråka – ekologi samt krav på livsmiljön</w:t>
+      </w:r>
+    </w:p>
+    <w:p>
+      <w:r>
+        <w:t>Spillkråka (NT) är rödlistad som nära hotad, fridlyst enligt §4 Artskyddsförordningen och ingår i bilaga 1 i EU:s fågeldirektiv. Spillkråka lever i både barr- och blandskog liksom i ren lövskog. De tätaste populationerna tenderar att finnas i äldre, variationsrik blandskog med gott om död ved och gamla träd.</w:t>
+      </w:r>
+    </w:p>
+    <w:p>
+      <w:r>
+        <w:t>Varje par utnyttjar 400–1000 hektar skog beroende på skogens kvalitet. En minskning av populationen pågår på grund av minskad tillgång på lämpliga bo- och födoträd och minskad födotillgång. Spillkråkans minskningstakt har uppgått till 19 (24–10) % under de senaste 15 åren. Minskningstakten för den svenska populationen bedöms vara nära gränsvärdet för Sårbar (VU) (A2bc). Skogsbruk med korta omloppstider och täta, homogena ungskogar utgör det största hotet (Artdatabanken 2023).</w:t>
+      </w:r>
+    </w:p>
+    <w:p>
+      <w:pPr>
+        <w:pStyle w:val="Heading2"/>
+      </w:pPr>
+      <w:r>
+        <w:t>Referenser – spillkråka</w:t>
+      </w:r>
+    </w:p>
+    <w:p>
+      <w:r>
+        <w:t xml:space="preserve">SLU Artdatabanken, 2021. </w:t>
+      </w:r>
+      <w:r>
+        <w:rPr>
+          <w:i/>
+        </w:rPr>
+        <w:t xml:space="preserve">Artfaktablad. Naturvård – artfakta. </w:t>
+      </w:r>
+      <w:r>
+        <w:t>SLU Artdatabanken, Uppsala</w:t>
       </w:r>
     </w:p>
     <w:p>
@@ -1174,7 +1225,7 @@
     <w:r>
       <w:tab/>
       <w:tab/>
-      <w:t>2025-10-31</w:t>
+      <w:t>2025-11-01</w:t>
       <w:br/>
       <w:br/>
     </w:r>

--- a/klagomål/A 21213-2025 FSC-klagomål.docx
+++ b/klagomål/A 21213-2025 FSC-klagomål.docx
@@ -1225,7 +1225,7 @@
     <w:r>
       <w:tab/>
       <w:tab/>
-      <w:t>2025-11-01</w:t>
+      <w:t>2025-11-02</w:t>
       <w:br/>
       <w:br/>
     </w:r>

--- a/klagomål/A 21213-2025 FSC-klagomål.docx
+++ b/klagomål/A 21213-2025 FSC-klagomål.docx
@@ -1225,7 +1225,7 @@
     <w:r>
       <w:tab/>
       <w:tab/>
-      <w:t>2025-11-02</w:t>
+      <w:t>2025-11-03</w:t>
       <w:br/>
       <w:br/>
     </w:r>

--- a/klagomål/A 21213-2025 FSC-klagomål.docx
+++ b/klagomål/A 21213-2025 FSC-klagomål.docx
@@ -1225,7 +1225,7 @@
     <w:r>
       <w:tab/>
       <w:tab/>
-      <w:t>2025-11-03</w:t>
+      <w:t>2025-11-04</w:t>
       <w:br/>
       <w:br/>
     </w:r>

--- a/klagomål/A 21213-2025 FSC-klagomål.docx
+++ b/klagomål/A 21213-2025 FSC-klagomål.docx
@@ -1225,7 +1225,7 @@
     <w:r>
       <w:tab/>
       <w:tab/>
-      <w:t>2025-11-04</w:t>
+      <w:t>2025-11-05</w:t>
       <w:br/>
       <w:br/>
     </w:r>

--- a/klagomål/A 21213-2025 FSC-klagomål.docx
+++ b/klagomål/A 21213-2025 FSC-klagomål.docx
@@ -1225,7 +1225,7 @@
     <w:r>
       <w:tab/>
       <w:tab/>
-      <w:t>2025-11-05</w:t>
+      <w:t>2025-11-06</w:t>
       <w:br/>
       <w:br/>
     </w:r>

--- a/klagomål/A 21213-2025 FSC-klagomål.docx
+++ b/klagomål/A 21213-2025 FSC-klagomål.docx
@@ -1225,7 +1225,7 @@
     <w:r>
       <w:tab/>
       <w:tab/>
-      <w:t>2025-11-06</w:t>
+      <w:t>2025-11-07</w:t>
       <w:br/>
       <w:br/>
     </w:r>

--- a/klagomål/A 21213-2025 FSC-klagomål.docx
+++ b/klagomål/A 21213-2025 FSC-klagomål.docx
@@ -1225,7 +1225,7 @@
     <w:r>
       <w:tab/>
       <w:tab/>
-      <w:t>2025-11-07</w:t>
+      <w:t>2025-11-08</w:t>
       <w:br/>
       <w:br/>
     </w:r>

--- a/klagomål/A 21213-2025 FSC-klagomål.docx
+++ b/klagomål/A 21213-2025 FSC-klagomål.docx
@@ -1225,7 +1225,7 @@
     <w:r>
       <w:tab/>
       <w:tab/>
-      <w:t>2025-11-08</w:t>
+      <w:t>2025-11-09</w:t>
       <w:br/>
       <w:br/>
     </w:r>

--- a/klagomål/A 21213-2025 FSC-klagomål.docx
+++ b/klagomål/A 21213-2025 FSC-klagomål.docx
@@ -1225,7 +1225,7 @@
     <w:r>
       <w:tab/>
       <w:tab/>
-      <w:t>2025-11-09</w:t>
+      <w:t>2025-11-10</w:t>
       <w:br/>
       <w:br/>
     </w:r>

--- a/klagomål/A 21213-2025 FSC-klagomål.docx
+++ b/klagomål/A 21213-2025 FSC-klagomål.docx
@@ -1225,7 +1225,7 @@
     <w:r>
       <w:tab/>
       <w:tab/>
-      <w:t>2025-11-10</w:t>
+      <w:t>2025-11-11</w:t>
       <w:br/>
       <w:br/>
     </w:r>

--- a/klagomål/A 21213-2025 FSC-klagomål.docx
+++ b/klagomål/A 21213-2025 FSC-klagomål.docx
@@ -1225,7 +1225,7 @@
     <w:r>
       <w:tab/>
       <w:tab/>
-      <w:t>2025-11-11</w:t>
+      <w:t>2025-11-12</w:t>
       <w:br/>
       <w:br/>
     </w:r>

--- a/klagomål/A 21213-2025 FSC-klagomål.docx
+++ b/klagomål/A 21213-2025 FSC-klagomål.docx
@@ -1225,7 +1225,7 @@
     <w:r>
       <w:tab/>
       <w:tab/>
-      <w:t>2025-11-12</w:t>
+      <w:t>2025-11-13</w:t>
       <w:br/>
       <w:br/>
     </w:r>

--- a/klagomål/A 21213-2025 FSC-klagomål.docx
+++ b/klagomål/A 21213-2025 FSC-klagomål.docx
@@ -1225,7 +1225,7 @@
     <w:r>
       <w:tab/>
       <w:tab/>
-      <w:t>2025-11-13</w:t>
+      <w:t>2025-11-14</w:t>
       <w:br/>
       <w:br/>
     </w:r>
